--- a/Prisma summary.docx
+++ b/Prisma summary.docx
@@ -1989,28 +1989,323 @@
       <w:pPr>
         <w:spacing w:before="0" w:after="200" w:line="276"/>
         <w:ind w:right="0" w:left="0" w:firstLine="0"/>
-        <w:jc w:val="left"/>
-        <w:rPr>
-          <w:rFonts w:ascii="Calibri" w:hAnsi="Calibri" w:cs="Calibri" w:eastAsia="Calibri"/>
-          <w:color w:val="auto"/>
-          <w:spacing w:val="0"/>
-          <w:position w:val="0"/>
-          <w:sz w:val="24"/>
-          <w:shd w:fill="auto" w:val="clear"/>
-        </w:rPr>
-      </w:pPr>
-      <w:r>
-        <w:rPr>
-          <w:rFonts w:ascii="Calibri" w:hAnsi="Calibri" w:cs="Calibri" w:eastAsia="Calibri"/>
-          <w:color w:val="auto"/>
-          <w:spacing w:val="0"/>
-          <w:position w:val="0"/>
-          <w:sz w:val="24"/>
+        <w:jc w:val="center"/>
+        <w:rPr>
+          <w:rFonts w:ascii="Calibri" w:hAnsi="Calibri" w:cs="Calibri" w:eastAsia="Calibri"/>
+          <w:b/>
+          <w:color w:val="auto"/>
+          <w:spacing w:val="0"/>
+          <w:position w:val="0"/>
+          <w:sz w:val="32"/>
+          <w:u w:val="single"/>
+          <w:shd w:fill="auto" w:val="clear"/>
+        </w:rPr>
+      </w:pPr>
+      <w:r>
+        <w:rPr>
+          <w:rFonts w:ascii="Calibri" w:hAnsi="Calibri" w:cs="Calibri" w:eastAsia="Calibri"/>
+          <w:b/>
+          <w:color w:val="auto"/>
+          <w:spacing w:val="0"/>
+          <w:position w:val="0"/>
+          <w:sz w:val="32"/>
           <w:u w:val="single"/>
           <w:shd w:fill="auto" w:val="clear"/>
         </w:rPr>
         <w:t xml:space="preserve">Relationships</w:t>
       </w:r>
+    </w:p>
+    <w:p>
+      <w:pPr>
+        <w:numPr>
+          <w:ilvl w:val="0"/>
+          <w:numId w:val="25"/>
+        </w:numPr>
+        <w:spacing w:before="0" w:after="200" w:line="276"/>
+        <w:ind w:right="0" w:left="720" w:hanging="360"/>
+        <w:jc w:val="left"/>
+        <w:rPr>
+          <w:rFonts w:ascii="Calibri" w:hAnsi="Calibri" w:cs="Calibri" w:eastAsia="Calibri"/>
+          <w:b/>
+          <w:color w:val="auto"/>
+          <w:spacing w:val="0"/>
+          <w:position w:val="0"/>
+          <w:sz w:val="32"/>
+          <w:u w:val="single"/>
+          <w:shd w:fill="auto" w:val="clear"/>
+        </w:rPr>
+      </w:pPr>
+      <w:r>
+        <w:rPr>
+          <w:rFonts w:ascii="Calibri" w:hAnsi="Calibri" w:cs="Calibri" w:eastAsia="Calibri"/>
+          <w:color w:val="auto"/>
+          <w:spacing w:val="0"/>
+          <w:position w:val="0"/>
+          <w:sz w:val="24"/>
+          <w:shd w:fill="auto" w:val="clear"/>
+        </w:rPr>
+        <w:t xml:space="preserve">Relationships define how different models (tables) in a database are connected to each other.</w:t>
+      </w:r>
+    </w:p>
+    <w:p>
+      <w:pPr>
+        <w:numPr>
+          <w:ilvl w:val="0"/>
+          <w:numId w:val="25"/>
+        </w:numPr>
+        <w:spacing w:before="0" w:after="200" w:line="276"/>
+        <w:ind w:right="0" w:left="720" w:hanging="360"/>
+        <w:jc w:val="left"/>
+        <w:rPr>
+          <w:rFonts w:ascii="Calibri" w:hAnsi="Calibri" w:cs="Calibri" w:eastAsia="Calibri"/>
+          <w:b/>
+          <w:color w:val="auto"/>
+          <w:spacing w:val="0"/>
+          <w:position w:val="0"/>
+          <w:sz w:val="32"/>
+          <w:u w:val="single"/>
+          <w:shd w:fill="auto" w:val="clear"/>
+        </w:rPr>
+      </w:pPr>
+      <w:r>
+        <w:rPr>
+          <w:rFonts w:ascii="Calibri" w:hAnsi="Calibri" w:cs="Calibri" w:eastAsia="Calibri"/>
+          <w:color w:val="auto"/>
+          <w:spacing w:val="0"/>
+          <w:position w:val="0"/>
+          <w:sz w:val="24"/>
+          <w:shd w:fill="auto" w:val="clear"/>
+        </w:rPr>
+        <w:t xml:space="preserve">Prisma uses a schema to define these relationships making it easier to work with relational databases.</w:t>
+      </w:r>
+    </w:p>
+    <w:p>
+      <w:pPr>
+        <w:spacing w:before="0" w:after="200" w:line="276"/>
+        <w:ind w:right="0" w:left="0" w:firstLine="0"/>
+        <w:jc w:val="center"/>
+        <w:rPr>
+          <w:rFonts w:ascii="Calibri" w:hAnsi="Calibri" w:cs="Calibri" w:eastAsia="Calibri"/>
+          <w:color w:val="auto"/>
+          <w:spacing w:val="0"/>
+          <w:position w:val="0"/>
+          <w:sz w:val="24"/>
+          <w:u w:val="single"/>
+          <w:shd w:fill="auto" w:val="clear"/>
+        </w:rPr>
+      </w:pPr>
+      <w:r>
+        <w:rPr>
+          <w:rFonts w:ascii="Calibri" w:hAnsi="Calibri" w:cs="Calibri" w:eastAsia="Calibri"/>
+          <w:color w:val="auto"/>
+          <w:spacing w:val="0"/>
+          <w:position w:val="0"/>
+          <w:sz w:val="32"/>
+          <w:u w:val="single"/>
+          <w:shd w:fill="auto" w:val="clear"/>
+        </w:rPr>
+        <w:t xml:space="preserve">types of relationships</w:t>
+      </w:r>
+    </w:p>
+    <w:p>
+      <w:pPr>
+        <w:numPr>
+          <w:ilvl w:val="0"/>
+          <w:numId w:val="27"/>
+        </w:numPr>
+        <w:spacing w:before="0" w:after="200" w:line="240"/>
+        <w:ind w:right="0" w:left="720" w:hanging="360"/>
+        <w:jc w:val="left"/>
+        <w:rPr>
+          <w:rFonts w:ascii="Calibri" w:hAnsi="Calibri" w:cs="Calibri" w:eastAsia="Calibri"/>
+          <w:color w:val="auto"/>
+          <w:spacing w:val="0"/>
+          <w:position w:val="0"/>
+          <w:sz w:val="32"/>
+          <w:u w:val="single"/>
+          <w:shd w:fill="auto" w:val="clear"/>
+        </w:rPr>
+      </w:pPr>
+      <w:r>
+        <w:rPr>
+          <w:rFonts w:ascii="Calibri" w:hAnsi="Calibri" w:cs="Calibri" w:eastAsia="Calibri"/>
+          <w:color w:val="auto"/>
+          <w:spacing w:val="0"/>
+          <w:position w:val="0"/>
+          <w:sz w:val="24"/>
+          <w:shd w:fill="auto" w:val="clear"/>
+        </w:rPr>
+        <w:t xml:space="preserve">one-to-one relationship (1-1): means that one record in a table is associated to only one record in another table.</w:t>
+      </w:r>
+      <w:r>
+        <w:rPr>
+          <w:rFonts w:ascii="Calibri" w:hAnsi="Calibri" w:cs="Calibri" w:eastAsia="Calibri"/>
+          <w:color w:val="auto"/>
+          <w:spacing w:val="0"/>
+          <w:position w:val="0"/>
+          <w:sz w:val="32"/>
+          <w:u w:val="single"/>
+          <w:shd w:fill="auto" w:val="clear"/>
+        </w:rPr>
+        <w:br/>
+        <w:br/>
+      </w:r>
+      <w:r>
+        <w:object w:dxaOrig="4589" w:dyaOrig="1200">
+          <v:rect xmlns:o="urn:schemas-microsoft-com:office:office" xmlns:v="urn:schemas-microsoft-com:vml" id="rectole0000000007" style="width:229.450000pt;height:60.000000pt" o:preferrelative="t" o:ole="">
+            <o:lock v:ext="edit"/>
+            <v:imagedata xmlns:r="http://schemas.openxmlformats.org/officeDocument/2006/relationships" r:id="docRId15" o:title=""/>
+          </v:rect>
+          <o:OLEObject xmlns:r="http://schemas.openxmlformats.org/officeDocument/2006/relationships" xmlns:o="urn:schemas-microsoft-com:office:office" Type="Embed" ProgID="StaticDib" DrawAspect="Content" ObjectID="0000000007" ShapeID="rectole0000000007" r:id="docRId14"/>
+        </w:object>
+      </w:r>
+    </w:p>
+    <w:p>
+      <w:pPr>
+        <w:numPr>
+          <w:ilvl w:val="0"/>
+          <w:numId w:val="27"/>
+        </w:numPr>
+        <w:spacing w:before="0" w:after="200" w:line="240"/>
+        <w:ind w:right="0" w:left="720" w:hanging="360"/>
+        <w:jc w:val="left"/>
+        <w:rPr>
+          <w:rFonts w:ascii="Calibri" w:hAnsi="Calibri" w:cs="Calibri" w:eastAsia="Calibri"/>
+          <w:color w:val="auto"/>
+          <w:spacing w:val="0"/>
+          <w:position w:val="0"/>
+          <w:sz w:val="32"/>
+          <w:u w:val="single"/>
+          <w:shd w:fill="auto" w:val="clear"/>
+        </w:rPr>
+      </w:pPr>
+      <w:r>
+        <w:rPr>
+          <w:rFonts w:ascii="Calibri" w:hAnsi="Calibri" w:cs="Calibri" w:eastAsia="Calibri"/>
+          <w:color w:val="auto"/>
+          <w:spacing w:val="0"/>
+          <w:position w:val="0"/>
+          <w:sz w:val="24"/>
+          <w:shd w:fill="auto" w:val="clear"/>
+        </w:rPr>
+        <w:t xml:space="preserve">one-to-many relationship (1-n): means that one record in a table can be associated with multiple other records in another table.</w:t>
+      </w:r>
+      <w:r>
+        <w:rPr>
+          <w:rFonts w:ascii="Calibri" w:hAnsi="Calibri" w:cs="Calibri" w:eastAsia="Calibri"/>
+          <w:color w:val="auto"/>
+          <w:spacing w:val="0"/>
+          <w:position w:val="0"/>
+          <w:sz w:val="32"/>
+          <w:u w:val="single"/>
+          <w:shd w:fill="auto" w:val="clear"/>
+        </w:rPr>
+        <w:br/>
+      </w:r>
+      <w:r>
+        <w:object w:dxaOrig="8640" w:dyaOrig="2115">
+          <v:rect xmlns:o="urn:schemas-microsoft-com:office:office" xmlns:v="urn:schemas-microsoft-com:vml" id="rectole0000000008" style="width:432.000000pt;height:105.750000pt" o:preferrelative="t" o:ole="">
+            <o:lock v:ext="edit"/>
+            <v:imagedata xmlns:r="http://schemas.openxmlformats.org/officeDocument/2006/relationships" r:id="docRId17" o:title=""/>
+          </v:rect>
+          <o:OLEObject xmlns:r="http://schemas.openxmlformats.org/officeDocument/2006/relationships" xmlns:o="urn:schemas-microsoft-com:office:office" Type="Embed" ProgID="StaticDib" DrawAspect="Content" ObjectID="0000000008" ShapeID="rectole0000000008" r:id="docRId16"/>
+        </w:object>
+      </w:r>
+      <w:r>
+        <w:rPr>
+          <w:rFonts w:ascii="Calibri" w:hAnsi="Calibri" w:cs="Calibri" w:eastAsia="Calibri"/>
+          <w:color w:val="auto"/>
+          <w:spacing w:val="0"/>
+          <w:position w:val="0"/>
+          <w:sz w:val="32"/>
+          <w:u w:val="single"/>
+          <w:shd w:fill="auto" w:val="clear"/>
+        </w:rPr>
+        <w:br/>
+      </w:r>
+    </w:p>
+    <w:p>
+      <w:pPr>
+        <w:numPr>
+          <w:ilvl w:val="0"/>
+          <w:numId w:val="27"/>
+        </w:numPr>
+        <w:spacing w:before="0" w:after="200" w:line="276"/>
+        <w:ind w:right="0" w:left="720" w:hanging="360"/>
+        <w:jc w:val="left"/>
+        <w:rPr>
+          <w:rFonts w:ascii="Calibri" w:hAnsi="Calibri" w:cs="Calibri" w:eastAsia="Calibri"/>
+          <w:color w:val="auto"/>
+          <w:spacing w:val="0"/>
+          <w:position w:val="0"/>
+          <w:sz w:val="24"/>
+          <w:shd w:fill="auto" w:val="clear"/>
+        </w:rPr>
+      </w:pPr>
+      <w:r>
+        <w:rPr>
+          <w:rFonts w:ascii="Calibri" w:hAnsi="Calibri" w:cs="Calibri" w:eastAsia="Calibri"/>
+          <w:color w:val="auto"/>
+          <w:spacing w:val="0"/>
+          <w:position w:val="0"/>
+          <w:sz w:val="24"/>
+          <w:shd w:fill="auto" w:val="clear"/>
+        </w:rPr>
+        <w:t xml:space="preserve">many-to-many relationship (m-n): means that multiple records in one table can be associated to multiple records in another table.</w:t>
+      </w:r>
+      <w:r>
+        <w:rPr>
+          <w:rFonts w:ascii="Calibri" w:hAnsi="Calibri" w:cs="Calibri" w:eastAsia="Calibri"/>
+          <w:color w:val="auto"/>
+          <w:spacing w:val="0"/>
+          <w:position w:val="0"/>
+          <w:sz w:val="32"/>
+          <w:u w:val="single"/>
+          <w:shd w:fill="auto" w:val="clear"/>
+        </w:rPr>
+        <w:br/>
+      </w:r>
+      <w:r>
+        <w:object w:dxaOrig="4814" w:dyaOrig="1005">
+          <v:rect xmlns:o="urn:schemas-microsoft-com:office:office" xmlns:v="urn:schemas-microsoft-com:vml" id="rectole0000000009" style="width:240.700000pt;height:50.250000pt" o:preferrelative="t" o:ole="">
+            <o:lock v:ext="edit"/>
+            <v:imagedata xmlns:r="http://schemas.openxmlformats.org/officeDocument/2006/relationships" r:id="docRId19" o:title=""/>
+          </v:rect>
+          <o:OLEObject xmlns:r="http://schemas.openxmlformats.org/officeDocument/2006/relationships" xmlns:o="urn:schemas-microsoft-com:office:office" Type="Embed" ProgID="StaticDib" DrawAspect="Content" ObjectID="0000000009" ShapeID="rectole0000000009" r:id="docRId18"/>
+        </w:object>
+      </w:r>
+    </w:p>
+    <w:p>
+      <w:pPr>
+        <w:spacing w:before="0" w:after="200" w:line="276"/>
+        <w:ind w:right="0" w:left="0" w:firstLine="0"/>
+        <w:jc w:val="left"/>
+        <w:rPr>
+          <w:rFonts w:ascii="Calibri" w:hAnsi="Calibri" w:cs="Calibri" w:eastAsia="Calibri"/>
+          <w:b/>
+          <w:color w:val="auto"/>
+          <w:spacing w:val="0"/>
+          <w:position w:val="0"/>
+          <w:sz w:val="32"/>
+          <w:u w:val="single"/>
+          <w:shd w:fill="auto" w:val="clear"/>
+        </w:rPr>
+      </w:pPr>
+    </w:p>
+    <w:p>
+      <w:pPr>
+        <w:spacing w:before="0" w:after="200" w:line="276"/>
+        <w:ind w:right="0" w:left="0" w:firstLine="0"/>
+        <w:jc w:val="left"/>
+        <w:rPr>
+          <w:rFonts w:ascii="Calibri" w:hAnsi="Calibri" w:cs="Calibri" w:eastAsia="Calibri"/>
+          <w:color w:val="auto"/>
+          <w:spacing w:val="0"/>
+          <w:position w:val="0"/>
+          <w:sz w:val="24"/>
+          <w:shd w:fill="auto" w:val="clear"/>
+        </w:rPr>
+      </w:pPr>
     </w:p>
     <w:p>
       <w:pPr>
@@ -2137,22 +2432,42 @@
       <w:lvlText w:val="%1."/>
     </w:lvl>
   </w:abstractNum>
+  <w:abstractNum w:abstractNumId="18">
+    <w:lvl w:ilvl="0">
+      <w:start w:val="1"/>
+      <w:numFmt w:val="bullet"/>
+      <w:lvlText w:val="•"/>
+    </w:lvl>
+  </w:abstractNum>
+  <w:abstractNum w:abstractNumId="7">
+    <w:lvl w:ilvl="0">
+      <w:start w:val="1"/>
+      <w:numFmt w:val="decimal"/>
+      <w:lvlText w:val="%1."/>
+    </w:lvl>
+  </w:abstractNum>
   <w:num w:numId="2">
-    <w:abstractNumId w:val="12"/>
+    <w:abstractNumId w:val="18"/>
   </w:num>
   <w:num w:numId="4">
     <w:abstractNumId w:val="10"/>
   </w:num>
   <w:num w:numId="6">
-    <w:abstractNumId w:val="6"/>
+    <w:abstractNumId w:val="12"/>
   </w:num>
   <w:num w:numId="8">
     <w:abstractNumId w:val="4"/>
   </w:num>
   <w:num w:numId="19">
+    <w:abstractNumId w:val="6"/>
+  </w:num>
+  <w:num w:numId="22">
+    <w:abstractNumId w:val="7"/>
+  </w:num>
+  <w:num w:numId="25">
     <w:abstractNumId w:val="0"/>
   </w:num>
-  <w:num w:numId="22">
+  <w:num w:numId="27">
     <w:abstractNumId w:val="1"/>
   </w:num>
 </w:numbering>
